--- a/广西汽车量子档案集成案例分享.docx
+++ b/广西汽车量子档案集成案例分享.docx
@@ -78,22 +78,69 @@
           <w:rFonts w:hint="eastAsia"/>
           <w:lang w:val="en-US" w:eastAsia="zh-CN"/>
         </w:rPr>
-        <w:t>适合阅读本文档的人</w:t>
-      </w:r>
-    </w:p>
-    <w:p>
-      <w:pPr>
-        <w:rPr>
-          <w:rFonts w:hint="default"/>
-          <w:lang w:val="en-US" w:eastAsia="zh-CN"/>
-        </w:rPr>
-      </w:pPr>
-      <w:r>
-        <w:rPr>
-          <w:rFonts w:hint="eastAsia"/>
-          <w:lang w:val="en-US" w:eastAsia="zh-CN"/>
-        </w:rPr>
-        <w:t>在做档案集成的实施、开发人员、项目经理</w:t>
+        <w:t>项目源码地址</w:t>
+      </w:r>
+    </w:p>
+    <w:p>
+      <w:pPr>
+        <w:keepNext w:val="0"/>
+        <w:keepLines w:val="0"/>
+        <w:widowControl/>
+        <w:suppressLineNumbers w:val="0"/>
+        <w:jc w:val="left"/>
+        <w:rPr>
+          <w:rFonts w:hint="eastAsia"/>
+          <w:lang w:val="en-US" w:eastAsia="zh-CN"/>
+        </w:rPr>
+      </w:pPr>
+      <w:r>
+        <w:rPr>
+          <w:rFonts w:ascii="宋体" w:hAnsi="宋体" w:eastAsia="宋体" w:cs="宋体"/>
+          <w:kern w:val="0"/>
+          <w:sz w:val="24"/>
+          <w:szCs w:val="24"/>
+          <w:lang w:val="en-US" w:eastAsia="zh-CN" w:bidi="ar"/>
+        </w:rPr>
+        <w:fldChar w:fldCharType="begin"/>
+      </w:r>
+      <w:r>
+        <w:rPr>
+          <w:rFonts w:ascii="宋体" w:hAnsi="宋体" w:eastAsia="宋体" w:cs="宋体"/>
+          <w:kern w:val="0"/>
+          <w:sz w:val="24"/>
+          <w:szCs w:val="24"/>
+          <w:lang w:val="en-US" w:eastAsia="zh-CN" w:bidi="ar"/>
+        </w:rPr>
+        <w:instrText xml:space="preserve"> HYPERLINK "https://github.com/YaoLilin/weaver-e9-pde-archive" </w:instrText>
+      </w:r>
+      <w:r>
+        <w:rPr>
+          <w:rFonts w:ascii="宋体" w:hAnsi="宋体" w:eastAsia="宋体" w:cs="宋体"/>
+          <w:kern w:val="0"/>
+          <w:sz w:val="24"/>
+          <w:szCs w:val="24"/>
+          <w:lang w:val="en-US" w:eastAsia="zh-CN" w:bidi="ar"/>
+        </w:rPr>
+        <w:fldChar w:fldCharType="separate"/>
+      </w:r>
+      <w:r>
+        <w:rPr>
+          <w:rStyle w:val="9"/>
+          <w:rFonts w:ascii="宋体" w:hAnsi="宋体" w:eastAsia="宋体" w:cs="宋体"/>
+          <w:sz w:val="24"/>
+          <w:szCs w:val="24"/>
+        </w:rPr>
+        <w:t>YaoLilin/weaver-e9-pde-archive: 泛微 E9 集成量子档案开发，使用配置化开发 ，可对不同流程配置档案推送</w:t>
+      </w:r>
+      <w:r>
+        <w:rPr>
+          <w:rFonts w:ascii="宋体" w:hAnsi="宋体" w:eastAsia="宋体" w:cs="宋体"/>
+          <w:kern w:val="0"/>
+          <w:sz w:val="24"/>
+          <w:szCs w:val="24"/>
+          <w:lang w:val="en-US" w:eastAsia="zh-CN" w:bidi="ar"/>
+        </w:rPr>
+        <w:fldChar w:fldCharType="end"/>
       </w:r>
     </w:p>
     <w:p>
@@ -101,6 +148,38 @@
         <w:pStyle w:val="2"/>
         <w:bidi w:val="0"/>
         <w:rPr>
+          <w:rFonts w:hint="eastAsia"/>
+          <w:lang w:val="en-US" w:eastAsia="zh-CN"/>
+        </w:rPr>
+      </w:pPr>
+      <w:r>
+        <w:rPr>
+          <w:rFonts w:hint="eastAsia"/>
+          <w:lang w:val="en-US" w:eastAsia="zh-CN"/>
+        </w:rPr>
+        <w:t>适合阅读本文档的人</w:t>
+      </w:r>
+    </w:p>
+    <w:p>
+      <w:pPr>
+        <w:rPr>
+          <w:rFonts w:hint="default"/>
+          <w:lang w:val="en-US" w:eastAsia="zh-CN"/>
+        </w:rPr>
+      </w:pPr>
+      <w:r>
+        <w:rPr>
+          <w:rFonts w:hint="eastAsia"/>
+          <w:lang w:val="en-US" w:eastAsia="zh-CN"/>
+        </w:rPr>
+        <w:t>在做档案集成的实施、开发人员、项目经理</w:t>
+      </w:r>
+    </w:p>
+    <w:p>
+      <w:pPr>
+        <w:pStyle w:val="2"/>
+        <w:bidi w:val="0"/>
+        <w:rPr>
           <w:rFonts w:hint="default"/>
           <w:lang w:val="en-US" w:eastAsia="zh-CN"/>
         </w:rPr>
@@ -126,7 +205,16 @@
           <w:rFonts w:hint="eastAsia"/>
           <w:lang w:val="en-US" w:eastAsia="zh-CN"/>
         </w:rPr>
-        <w:t>广西汽车集团需要集成量子档案，需要进行开发，已交付使用。本次分享目的是希望能够帮助档案集成的实施和开发同事，本人已经做了几个档案集成的项目，也有了一些经验。</w:t>
+        <w:t>广西汽车集团需要集成量子档案，需要进行开发，已交付使用。本次分享目的是希望能够帮助档案集成的实施和开发</w:t>
+      </w:r>
+      <w:bookmarkStart w:id="4" w:name="_GoBack"/>
+      <w:bookmarkEnd w:id="4"/>
+      <w:r>
+        <w:rPr>
+          <w:rFonts w:hint="eastAsia"/>
+          <w:lang w:val="en-US" w:eastAsia="zh-CN"/>
+        </w:rPr>
+        <w:t>同事，本人已经做了几个档案集成的项目，也有了一些经验。</w:t>
       </w:r>
     </w:p>
     <w:p>
@@ -12850,35 +12938,6 @@
           <w:rFonts w:hint="eastAsia"/>
           <w:lang w:val="en-US" w:eastAsia="zh-CN"/>
         </w:rPr>
-        <w:t>项目源码地址</w:t>
-      </w:r>
-    </w:p>
-    <w:p>
-      <w:pPr>
-        <w:pStyle w:val="2"/>
-        <w:bidi w:val="0"/>
-        <w:rPr>
-          <w:rFonts w:hint="default"/>
-          <w:lang w:val="en-US" w:eastAsia="zh-CN"/>
-        </w:rPr>
-      </w:pPr>
-      <w:bookmarkStart w:id="4" w:name="_GoBack"/>
-      <w:bookmarkEnd w:id="4"/>
-    </w:p>
-    <w:p>
-      <w:pPr>
-        <w:pStyle w:val="2"/>
-        <w:bidi w:val="0"/>
-        <w:rPr>
-          <w:rFonts w:hint="eastAsia"/>
-          <w:lang w:val="en-US" w:eastAsia="zh-CN"/>
-        </w:rPr>
-      </w:pPr>
-      <w:r>
-        <w:rPr>
-          <w:rFonts w:hint="eastAsia"/>
-          <w:lang w:val="en-US" w:eastAsia="zh-CN"/>
-        </w:rPr>
         <w:t>结尾</w:t>
       </w:r>
     </w:p>
